--- a/spa/docx/009.content.docx
+++ b/spa/docx/009.content.docx
@@ -211,18 +211,12 @@
         </w:rPr>
         <w:t xml:space="preserve">En el Antiguo Testamento, cuando Dios llama a Moisés, Moisés le pregunta a Dios por su nombre. Dios entonces dice: “Yo soy el que soy”. O, Dios también podría significar: “Yo soy el que seré". En hebreo, el idioma del Antiguo Testamento, esta respuesta de Dios suena como </w:t>
       </w:r>
-      <w:hyperlink r:id="rId13">
-        <w:r>
-          <w:rPr>
-            <w:lang w:val="es_ES" w:bidi="es_ES"/>
-          </w:rPr>
-          <w:rPr>
-            <w:color w:val="0000EE"/>
-            <w:u w:val="single"/>
-          </w:rPr>
-          <w:t>Yahvé</w:t>
-        </w:r>
-      </w:hyperlink>
+      <w:r>
+        <w:rPr>
+          <w:lang w:val="es_ES" w:bidi="es_ES"/>
+        </w:rPr>
+        <w:t>Yahvé</w:t>
+      </w:r>
       <w:r>
         <w:rPr>
           <w:lang w:val="es_ES" w:bidi="es_ES"/>
@@ -290,18 +284,12 @@
         </w:rPr>
         <w:t xml:space="preserve"> es un objeto que las personas hacen para </w:t>
       </w:r>
-      <w:hyperlink r:id="rId14">
-        <w:r>
-          <w:rPr>
-            <w:lang w:val="es_ES" w:bidi="es_ES"/>
-          </w:rPr>
-          <w:rPr>
-            <w:color w:val="0000EE"/>
-            <w:u w:val="single"/>
-          </w:rPr>
-          <w:t>adorar</w:t>
-        </w:r>
-      </w:hyperlink>
+      <w:r>
+        <w:rPr>
+          <w:lang w:val="es_ES" w:bidi="es_ES"/>
+        </w:rPr>
+        <w:t>adorar</w:t>
+      </w:r>
       <w:r>
         <w:rPr>
           <w:lang w:val="es_ES" w:bidi="es_ES"/>
@@ -324,7 +312,6 @@
       </w:r>
       <w:r>
         <w:rPr>
-          <w:b/>
           <w:lang w:val="es_ES" w:bidi="es_ES"/>
         </w:rPr>
         <w:t>israelitas</w:t>
@@ -397,18 +384,12 @@
         </w:rPr>
         <w:t xml:space="preserve">Cuando </w:t>
       </w:r>
-      <w:hyperlink r:id="rId15">
-        <w:r>
-          <w:rPr>
-            <w:lang w:val="es_ES" w:bidi="es_ES"/>
-          </w:rPr>
-          <w:rPr>
-            <w:color w:val="0000EE"/>
-            <w:u w:val="single"/>
-          </w:rPr>
-          <w:t>Dios</w:t>
-        </w:r>
-      </w:hyperlink>
+      <w:r>
+        <w:rPr>
+          <w:lang w:val="es_ES" w:bidi="es_ES"/>
+        </w:rPr>
+        <w:t>Dios</w:t>
+      </w:r>
       <w:r>
         <w:rPr>
           <w:lang w:val="es_ES" w:bidi="es_ES"/>
@@ -506,7 +487,6 @@
       </w:r>
       <w:r>
         <w:rPr>
-          <w:b/>
           <w:lang w:val="es_ES" w:bidi="es_ES"/>
         </w:rPr>
         <w:t>ídolos</w:t>
@@ -633,18 +613,12 @@
         </w:rPr>
         <w:t xml:space="preserve"> fue un </w:t>
       </w:r>
-      <w:hyperlink r:id="rId16">
-        <w:r>
-          <w:rPr>
-            <w:lang w:val="es_ES" w:bidi="es_ES"/>
-          </w:rPr>
-          <w:rPr>
-            <w:color w:val="0000EE"/>
-            <w:u w:val="single"/>
-          </w:rPr>
-          <w:t>profeta</w:t>
-        </w:r>
-      </w:hyperlink>
+      <w:r>
+        <w:rPr>
+          <w:lang w:val="es_ES" w:bidi="es_ES"/>
+        </w:rPr>
+        <w:t>profeta</w:t>
+      </w:r>
       <w:r>
         <w:rPr>
           <w:lang w:val="es_ES" w:bidi="es_ES"/>
@@ -665,36 +639,24 @@
         </w:rPr>
         <w:t xml:space="preserve">En la época en que vivió Isaías, la </w:t>
       </w:r>
-      <w:hyperlink r:id="rId17">
-        <w:r>
-          <w:rPr>
-            <w:lang w:val="es_ES" w:bidi="es_ES"/>
-          </w:rPr>
-          <w:rPr>
-            <w:color w:val="0000EE"/>
-            <w:u w:val="single"/>
-          </w:rPr>
-          <w:t>nación</w:t>
-        </w:r>
-      </w:hyperlink>
+      <w:r>
+        <w:rPr>
+          <w:lang w:val="es_ES" w:bidi="es_ES"/>
+        </w:rPr>
+        <w:t>nación</w:t>
+      </w:r>
       <w:r>
         <w:rPr>
           <w:lang w:val="es_ES" w:bidi="es_ES"/>
         </w:rPr>
         <w:t xml:space="preserve"> de </w:t>
       </w:r>
-      <w:hyperlink r:id="rId18">
-        <w:r>
-          <w:rPr>
-            <w:lang w:val="es_ES" w:bidi="es_ES"/>
-          </w:rPr>
-          <w:rPr>
-            <w:color w:val="0000EE"/>
-            <w:u w:val="single"/>
-          </w:rPr>
-          <w:t>Israel</w:t>
-        </w:r>
-      </w:hyperlink>
+      <w:r>
+        <w:rPr>
+          <w:lang w:val="es_ES" w:bidi="es_ES"/>
+        </w:rPr>
+        <w:t>Israel</w:t>
+      </w:r>
       <w:r>
         <w:rPr>
           <w:lang w:val="es_ES" w:bidi="es_ES"/>
@@ -703,7 +665,6 @@
       </w:r>
       <w:r>
         <w:rPr>
-          <w:b/>
           <w:lang w:val="es_ES" w:bidi="es_ES"/>
         </w:rPr>
         <w:t>Judá</w:t>
@@ -716,7 +677,6 @@
       </w:r>
       <w:r>
         <w:rPr>
-          <w:b/>
           <w:lang w:val="es_ES" w:bidi="es_ES"/>
         </w:rPr>
         <w:t>adoraban</w:t>
@@ -727,18 +687,12 @@
         </w:rPr>
         <w:t xml:space="preserve"> a falsos </w:t>
       </w:r>
-      <w:hyperlink r:id="rId19">
-        <w:r>
-          <w:rPr>
-            <w:lang w:val="es_ES" w:bidi="es_ES"/>
-          </w:rPr>
-          <w:rPr>
-            <w:color w:val="0000EE"/>
-            <w:u w:val="single"/>
-          </w:rPr>
-          <w:t>dioses</w:t>
-        </w:r>
-      </w:hyperlink>
+      <w:r>
+        <w:rPr>
+          <w:lang w:val="es_ES" w:bidi="es_ES"/>
+        </w:rPr>
+        <w:t>dioses</w:t>
+      </w:r>
       <w:r>
         <w:rPr>
           <w:lang w:val="es_ES" w:bidi="es_ES"/>
@@ -747,7 +701,6 @@
       </w:r>
       <w:r>
         <w:rPr>
-          <w:b/>
           <w:lang w:val="es_ES" w:bidi="es_ES"/>
         </w:rPr>
         <w:t>arrepentirse</w:t>
@@ -815,7 +768,6 @@
       </w:r>
       <w:r>
         <w:rPr>
-          <w:b/>
           <w:lang w:val="es_ES" w:bidi="es_ES"/>
         </w:rPr>
         <w:t>israelitas</w:t>
@@ -826,18 +778,12 @@
         </w:rPr>
         <w:t xml:space="preserve">. El nombre viene del nieto de </w:t>
       </w:r>
-      <w:hyperlink r:id="rId20">
-        <w:r>
-          <w:rPr>
-            <w:lang w:val="es_ES" w:bidi="es_ES"/>
-          </w:rPr>
-          <w:rPr>
-            <w:color w:val="0000EE"/>
-            <w:u w:val="single"/>
-          </w:rPr>
-          <w:t>Abraham</w:t>
-        </w:r>
-      </w:hyperlink>
+      <w:r>
+        <w:rPr>
+          <w:lang w:val="es_ES" w:bidi="es_ES"/>
+        </w:rPr>
+        <w:t>Abraham</w:t>
+      </w:r>
       <w:r>
         <w:rPr>
           <w:lang w:val="es_ES" w:bidi="es_ES"/>
@@ -846,7 +792,6 @@
       </w:r>
       <w:r>
         <w:rPr>
-          <w:b/>
           <w:lang w:val="es_ES" w:bidi="es_ES"/>
         </w:rPr>
         <w:t>descendientes</w:t>
@@ -873,7 +818,6 @@
       </w:r>
       <w:r>
         <w:rPr>
-          <w:b/>
           <w:lang w:val="es_ES" w:bidi="es_ES"/>
         </w:rPr>
         <w:t>Judá</w:t>
@@ -956,7 +900,6 @@
       </w:r>
       <w:r>
         <w:rPr>
-          <w:b/>
           <w:lang w:val="es_ES" w:bidi="es_ES"/>
         </w:rPr>
         <w:t>judío</w:t>
@@ -1030,7 +973,6 @@
       </w:r>
       <w:r>
         <w:rPr>
-          <w:b/>
           <w:lang w:val="es_ES" w:bidi="es_ES"/>
         </w:rPr>
         <w:t>descendientes</w:t>
@@ -1041,72 +983,48 @@
         </w:rPr>
         <w:t xml:space="preserve"> de Jacob. </w:t>
       </w:r>
-      <w:hyperlink r:id="rId20">
-        <w:r>
-          <w:rPr>
-            <w:lang w:val="es_ES" w:bidi="es_ES"/>
-          </w:rPr>
-          <w:rPr>
-            <w:color w:val="0000EE"/>
-            <w:u w:val="single"/>
-          </w:rPr>
-          <w:t>Abraham</w:t>
-        </w:r>
-      </w:hyperlink>
+      <w:r>
+        <w:rPr>
+          <w:lang w:val="es_ES" w:bidi="es_ES"/>
+        </w:rPr>
+        <w:t>Abraham</w:t>
+      </w:r>
       <w:r>
         <w:rPr>
           <w:lang w:val="es_ES" w:bidi="es_ES"/>
         </w:rPr>
         <w:t xml:space="preserve">, el abuelo de Jacob, fue un hombre que vivió aproximadamente 2000 años antes del nacimiento de Jesús. Cuando Abraham tenía 75 años, Dios le habló. Dios le dijo que dejara su tierra natal y fuera a un lugar que él le mostraría. Dios dijo que bendeciría a Abraham, que haría de él una gran </w:t>
       </w:r>
-      <w:hyperlink r:id="rId17">
-        <w:r>
-          <w:rPr>
-            <w:lang w:val="es_ES" w:bidi="es_ES"/>
-          </w:rPr>
-          <w:rPr>
-            <w:color w:val="0000EE"/>
-            <w:u w:val="single"/>
-          </w:rPr>
-          <w:t>nación</w:t>
-        </w:r>
-      </w:hyperlink>
+      <w:r>
+        <w:rPr>
+          <w:lang w:val="es_ES" w:bidi="es_ES"/>
+        </w:rPr>
+        <w:t>nación</w:t>
+      </w:r>
       <w:r>
         <w:rPr>
           <w:lang w:val="es_ES" w:bidi="es_ES"/>
         </w:rPr>
         <w:t xml:space="preserve">, y que </w:t>
       </w:r>
-      <w:hyperlink r:id="rId21">
-        <w:r>
-          <w:rPr>
-            <w:lang w:val="es_ES" w:bidi="es_ES"/>
-          </w:rPr>
-          <w:rPr>
-            <w:color w:val="0000EE"/>
-            <w:u w:val="single"/>
-          </w:rPr>
-          <w:t>bendeciría</w:t>
-        </w:r>
-      </w:hyperlink>
+      <w:r>
+        <w:rPr>
+          <w:lang w:val="es_ES" w:bidi="es_ES"/>
+        </w:rPr>
+        <w:t>bendeciría</w:t>
+      </w:r>
       <w:r>
         <w:rPr>
           <w:lang w:val="es_ES" w:bidi="es_ES"/>
         </w:rPr>
         <w:t xml:space="preserve"> a todas las naciones del mundo a través de Abraham. Abraham obedeció a Dios y Dios lo guió a la región que en ese tiempo se llamaba </w:t>
       </w:r>
-      <w:hyperlink r:id="rId22">
-        <w:r>
-          <w:rPr>
-            <w:lang w:val="es_ES" w:bidi="es_ES"/>
-          </w:rPr>
-          <w:rPr>
-            <w:color w:val="0000EE"/>
-            <w:u w:val="single"/>
-          </w:rPr>
-          <w:t>Canaán</w:t>
-        </w:r>
-      </w:hyperlink>
+      <w:r>
+        <w:rPr>
+          <w:lang w:val="es_ES" w:bidi="es_ES"/>
+        </w:rPr>
+        <w:t>Canaán</w:t>
+      </w:r>
       <w:r>
         <w:rPr>
           <w:lang w:val="es_ES" w:bidi="es_ES"/>
@@ -1141,18 +1059,12 @@
         </w:rPr>
         <w:t xml:space="preserve">Porque Dios había hecho una promesa a Abraham, y luego a Isaac y a Jacob, los israelitas eran el pueblo especial de Dios. Dios hizo un </w:t>
       </w:r>
-      <w:hyperlink r:id="rId23">
-        <w:r>
-          <w:rPr>
-            <w:lang w:val="es_ES" w:bidi="es_ES"/>
-          </w:rPr>
-          <w:rPr>
-            <w:color w:val="0000EE"/>
-            <w:u w:val="single"/>
-          </w:rPr>
-          <w:t>pacto</w:t>
-        </w:r>
-      </w:hyperlink>
+      <w:r>
+        <w:rPr>
+          <w:lang w:val="es_ES" w:bidi="es_ES"/>
+        </w:rPr>
+        <w:t>pacto</w:t>
+      </w:r>
       <w:r>
         <w:rPr>
           <w:lang w:val="es_ES" w:bidi="es_ES"/>
@@ -1161,7 +1073,6 @@
       </w:r>
       <w:r>
         <w:rPr>
-          <w:b/>
           <w:lang w:val="es_ES" w:bidi="es_ES"/>
         </w:rPr>
         <w:t>mandamientos</w:t>
@@ -1186,54 +1097,36 @@
         </w:rPr>
         <w:t xml:space="preserve">La tierra donde vivían los israelitas se llamaba </w:t>
       </w:r>
-      <w:hyperlink r:id="rId18">
-        <w:r>
-          <w:rPr>
-            <w:lang w:val="es_ES" w:bidi="es_ES"/>
-          </w:rPr>
-          <w:rPr>
-            <w:color w:val="0000EE"/>
-            <w:u w:val="single"/>
-          </w:rPr>
-          <w:t>Israel</w:t>
-        </w:r>
-      </w:hyperlink>
+      <w:r>
+        <w:rPr>
+          <w:lang w:val="es_ES" w:bidi="es_ES"/>
+        </w:rPr>
+        <w:t>Israel</w:t>
+      </w:r>
       <w:r>
         <w:rPr>
           <w:lang w:val="es_ES" w:bidi="es_ES"/>
         </w:rPr>
         <w:t xml:space="preserve">. Esta tierra estaba dividida entre las diferentes tribus de Israel. Primero, personas llamadas “jueces” gobernaron a los israelitas. Cuando el pueblo le pidió a Dios que les diera un </w:t>
       </w:r>
-      <w:hyperlink r:id="rId24">
-        <w:r>
-          <w:rPr>
-            <w:lang w:val="es_ES" w:bidi="es_ES"/>
-          </w:rPr>
-          <w:rPr>
-            <w:color w:val="0000EE"/>
-            <w:u w:val="single"/>
-          </w:rPr>
-          <w:t>rey</w:t>
-        </w:r>
-      </w:hyperlink>
+      <w:r>
+        <w:rPr>
+          <w:lang w:val="es_ES" w:bidi="es_ES"/>
+        </w:rPr>
+        <w:t>rey</w:t>
+      </w:r>
       <w:r>
         <w:rPr>
           <w:lang w:val="es_ES" w:bidi="es_ES"/>
         </w:rPr>
         <w:t xml:space="preserve">, Dios nombró a un rey para que gobernara sobre ellos. Al principio, esto salió bien, y bajo el gobierno del rey </w:t>
       </w:r>
-      <w:hyperlink r:id="rId25">
-        <w:r>
-          <w:rPr>
-            <w:lang w:val="es_ES" w:bidi="es_ES"/>
-          </w:rPr>
-          <w:rPr>
-            <w:color w:val="0000EE"/>
-            <w:u w:val="single"/>
-          </w:rPr>
-          <w:t>David</w:t>
-        </w:r>
-      </w:hyperlink>
+      <w:r>
+        <w:rPr>
+          <w:lang w:val="es_ES" w:bidi="es_ES"/>
+        </w:rPr>
+        <w:t>David</w:t>
+      </w:r>
       <w:r>
         <w:rPr>
           <w:lang w:val="es_ES" w:bidi="es_ES"/>
@@ -1256,7 +1149,6 @@
       </w:r>
       <w:r>
         <w:rPr>
-          <w:b/>
           <w:lang w:val="es_ES" w:bidi="es_ES"/>
         </w:rPr>
         <w:t>Judá</w:t>
@@ -1267,18 +1159,12 @@
         </w:rPr>
         <w:t xml:space="preserve">. Se llamaba Judá porque la tribu de Judá era la más grande de las dos tribus que, juntas, formaban este </w:t>
       </w:r>
-      <w:hyperlink r:id="rId26">
-        <w:r>
-          <w:rPr>
-            <w:lang w:val="es_ES" w:bidi="es_ES"/>
-          </w:rPr>
-          <w:rPr>
-            <w:color w:val="0000EE"/>
-            <w:u w:val="single"/>
-          </w:rPr>
-          <w:t>reino</w:t>
-        </w:r>
-      </w:hyperlink>
+      <w:r>
+        <w:rPr>
+          <w:lang w:val="es_ES" w:bidi="es_ES"/>
+        </w:rPr>
+        <w:t>reino</w:t>
+      </w:r>
       <w:r>
         <w:rPr>
           <w:lang w:val="es_ES" w:bidi="es_ES"/>
@@ -1299,18 +1185,12 @@
         </w:rPr>
         <w:t xml:space="preserve">Cada parte tenía su propio rey. La </w:t>
       </w:r>
-      <w:hyperlink r:id="rId17">
-        <w:r>
-          <w:rPr>
-            <w:lang w:val="es_ES" w:bidi="es_ES"/>
-          </w:rPr>
-          <w:rPr>
-            <w:color w:val="0000EE"/>
-            <w:u w:val="single"/>
-          </w:rPr>
-          <w:t>nación</w:t>
-        </w:r>
-      </w:hyperlink>
+      <w:r>
+        <w:rPr>
+          <w:lang w:val="es_ES" w:bidi="es_ES"/>
+        </w:rPr>
+        <w:t>nación</w:t>
+      </w:r>
       <w:r>
         <w:rPr>
           <w:lang w:val="es_ES" w:bidi="es_ES"/>
@@ -1331,18 +1211,12 @@
         </w:rPr>
         <w:t xml:space="preserve">El reino de Judá duró un poco más, pero después de algunos años Dios también los castigó por su desobediencia. Otra nación extranjera, los babilonios, llegó y destruyó la ciudad de </w:t>
       </w:r>
-      <w:hyperlink r:id="rId27">
-        <w:r>
-          <w:rPr>
-            <w:lang w:val="es_ES" w:bidi="es_ES"/>
-          </w:rPr>
-          <w:rPr>
-            <w:color w:val="0000EE"/>
-            <w:u w:val="single"/>
-          </w:rPr>
-          <w:t>Jerusalén</w:t>
-        </w:r>
-      </w:hyperlink>
+      <w:r>
+        <w:rPr>
+          <w:lang w:val="es_ES" w:bidi="es_ES"/>
+        </w:rPr>
+        <w:t>Jerusalén</w:t>
+      </w:r>
       <w:r>
         <w:rPr>
           <w:lang w:val="es_ES" w:bidi="es_ES"/>
@@ -1351,7 +1225,6 @@
       </w:r>
       <w:r>
         <w:rPr>
-          <w:b/>
           <w:lang w:val="es_ES" w:bidi="es_ES"/>
         </w:rPr>
         <w:t>judíos</w:t>
@@ -1362,72 +1235,48 @@
         </w:rPr>
         <w:t xml:space="preserve">, que significa “personas de Judá”. Más tarde, Dios permitió que los judíos regresaran a Judá, donde reconstruyeron la ciudad de Jerusalén y el </w:t>
       </w:r>
-      <w:hyperlink r:id="rId28">
-        <w:r>
-          <w:rPr>
-            <w:lang w:val="es_ES" w:bidi="es_ES"/>
-          </w:rPr>
-          <w:rPr>
-            <w:color w:val="0000EE"/>
-            <w:u w:val="single"/>
-          </w:rPr>
-          <w:t>templo</w:t>
-        </w:r>
-      </w:hyperlink>
+      <w:r>
+        <w:rPr>
+          <w:lang w:val="es_ES" w:bidi="es_ES"/>
+        </w:rPr>
+        <w:t>templo</w:t>
+      </w:r>
       <w:r>
         <w:rPr>
           <w:lang w:val="es_ES" w:bidi="es_ES"/>
         </w:rPr>
         <w:t xml:space="preserve">. Pero Judá nunca volvería a ser un reino independiente. En la época del Nuevo Testamento, otra nación llamada Roma gobernaba sobre el territorio que había sido Israel. Lo que había sido el reino del sur, Judá, ahora se llamaba la provincia romana de </w:t>
       </w:r>
-      <w:hyperlink r:id="rId29">
-        <w:r>
-          <w:rPr>
-            <w:lang w:val="es_ES" w:bidi="es_ES"/>
-          </w:rPr>
-          <w:rPr>
-            <w:color w:val="0000EE"/>
-            <w:u w:val="single"/>
-          </w:rPr>
-          <w:t>Judea</w:t>
-        </w:r>
-      </w:hyperlink>
+      <w:r>
+        <w:rPr>
+          <w:lang w:val="es_ES" w:bidi="es_ES"/>
+        </w:rPr>
+        <w:t>Judea</w:t>
+      </w:r>
       <w:r>
         <w:rPr>
           <w:lang w:val="es_ES" w:bidi="es_ES"/>
         </w:rPr>
         <w:t xml:space="preserve">. Lo que había sido el reino del norte de Israel, ahora era aproximadamente las provincias romanas de </w:t>
       </w:r>
-      <w:hyperlink r:id="rId30">
-        <w:r>
-          <w:rPr>
-            <w:lang w:val="es_ES" w:bidi="es_ES"/>
-          </w:rPr>
-          <w:rPr>
-            <w:color w:val="0000EE"/>
-            <w:u w:val="single"/>
-          </w:rPr>
-          <w:t>Samaria</w:t>
-        </w:r>
-      </w:hyperlink>
+      <w:r>
+        <w:rPr>
+          <w:lang w:val="es_ES" w:bidi="es_ES"/>
+        </w:rPr>
+        <w:t>Samaria</w:t>
+      </w:r>
       <w:r>
         <w:rPr>
           <w:lang w:val="es_ES" w:bidi="es_ES"/>
         </w:rPr>
         <w:t xml:space="preserve"> y </w:t>
       </w:r>
-      <w:hyperlink r:id="rId31">
-        <w:r>
-          <w:rPr>
-            <w:lang w:val="es_ES" w:bidi="es_ES"/>
-          </w:rPr>
-          <w:rPr>
-            <w:color w:val="0000EE"/>
-            <w:u w:val="single"/>
-          </w:rPr>
-          <w:t>Galilea</w:t>
-        </w:r>
-      </w:hyperlink>
+      <w:r>
+        <w:rPr>
+          <w:lang w:val="es_ES" w:bidi="es_ES"/>
+        </w:rPr>
+        <w:t>Galilea</w:t>
+      </w:r>
       <w:r>
         <w:rPr>
           <w:lang w:val="es_ES" w:bidi="es_ES"/>
